--- a/mahnung-schreiben/mahnung-vorlage-firmendo.docx
+++ b/mahnung-schreiben/mahnung-vorlage-firmendo.docx
@@ -111,7 +111,7 @@
         <w:rPr>
           <w:b/>
         </w:rPr>
-        <w:t>1. Mahnung – Rechnung Nr. [2026-0142] vom [15.09.2026]</w:t>
+        <w:t>1. Mahnung – Rechnung Nr. [2026-0142] vom [15.10.2026]</w:t>
       </w:r>
     </w:p>
     <w:p>
@@ -133,7 +133,7 @@
         <w:rPr>
           <w:b w:val="0"/>
         </w:rPr>
-        <w:t>trotz unserer Zahlungserinnerung vom [06.10.2026] ist der offene Betrag von [1.190,00 €] aus der Rechnung Nr. [2026-0142] bis heute nicht auf unserem Konto eingegangen. Das Zahlungsziel [29.09.2026] ist überschritten; Sie befinden sich damit in Zahlungsverzug.</w:t>
+        <w:t>trotz unserer Zahlungserinnerung vom [06.11.2026] ist der offene Betrag von [1.190,00 €] aus der Rechnung Nr. [2026-0142] bis heute nicht auf unserem Konto eingegangen. Das Zahlungsziel [29.10.2026] ist überschritten; Sie befinden sich damit in Zahlungsverzug.</w:t>
       </w:r>
     </w:p>
     <w:p>
@@ -144,7 +144,7 @@
         <w:rPr>
           <w:b w:val="0"/>
         </w:rPr>
-        <w:t>Wir fordern Sie auf, den Betrag bis spätestens [27.10.2026] auf unser Konto zu überweisen:</w:t>
+        <w:t>Wir fordern Sie auf, den Betrag bis spätestens [27.11.2026] auf unser Konto zu überweisen:</w:t>
       </w:r>
     </w:p>
     <w:p>
